--- a/Project Report.docx
+++ b/Project Report.docx
@@ -18,7 +18,23 @@
           <w:color w:val="1F497D"/>
           <w:sz w:val="52"/>
         </w:rPr>
-        <w:t>SMART HOME SECURITY SYSTEM</w:t>
+        <w:t xml:space="preserve">SMART HOME </w:t>
+      </w:r>
+      <w:r>
+        <w:rPr>
+          <w:b/>
+          <w:color w:val="1F497D"/>
+          <w:sz w:val="52"/>
+        </w:rPr>
+        <w:t>AUTOMATION</w:t>
+      </w:r>
+      <w:r>
+        <w:rPr>
+          <w:b/>
+          <w:color w:val="1F497D"/>
+          <w:sz w:val="52"/>
+        </w:rPr>
+        <w:t xml:space="preserve"> SYSTEM</w:t>
       </w:r>
     </w:p>
     <w:p>

--- a/Project Report.docx
+++ b/Project Report.docx
@@ -58,8 +58,13 @@
     </w:p>
     <w:p>
       <w:pPr>
-        <w:spacing w:line="312" w:lineRule="auto"/>
+        <w:pStyle w:val="ListParagraph"/>
+        <w:spacing w:line="240" w:lineRule="auto"/>
         <w:jc w:val="center"/>
+        <w:rPr>
+          <w:b/>
+          <w:color w:val="404040"/>
+        </w:rPr>
       </w:pPr>
       <w:r>
         <w:rPr>
@@ -68,13 +73,78 @@
         </w:rPr>
         <w:t>Coursework Mini-Project Report</w:t>
       </w:r>
+    </w:p>
+    <w:p>
+      <w:pPr>
+        <w:pStyle w:val="ListParagraph"/>
+        <w:spacing w:line="240" w:lineRule="auto"/>
+        <w:jc w:val="center"/>
+        <w:rPr>
+          <w:b/>
+          <w:color w:val="404040"/>
+        </w:rPr>
+      </w:pPr>
       <w:r>
         <w:rPr>
           <w:b/>
           <w:color w:val="404040"/>
         </w:rPr>
-        <w:br/>
+        <w:t>Author: Padam Shankara Bala Sai Varshith</w:t>
       </w:r>
+    </w:p>
+    <w:p>
+      <w:pPr>
+        <w:pStyle w:val="ListParagraph"/>
+        <w:spacing w:line="240" w:lineRule="auto"/>
+        <w:jc w:val="center"/>
+        <w:rPr>
+          <w:b/>
+          <w:color w:val="404040"/>
+        </w:rPr>
+      </w:pPr>
+      <w:proofErr w:type="spellStart"/>
+      <w:proofErr w:type="gramStart"/>
+      <w:r>
+        <w:rPr>
+          <w:b/>
+          <w:color w:val="404040"/>
+        </w:rPr>
+        <w:t>B.Tech</w:t>
+      </w:r>
+      <w:proofErr w:type="spellEnd"/>
+      <w:proofErr w:type="gramEnd"/>
+      <w:r>
+        <w:rPr>
+          <w:b/>
+          <w:color w:val="404040"/>
+        </w:rPr>
+        <w:t xml:space="preserve"> – Electronics and </w:t>
+      </w:r>
+      <w:proofErr w:type="spellStart"/>
+      <w:r>
+        <w:rPr>
+          <w:b/>
+          <w:color w:val="404040"/>
+        </w:rPr>
+        <w:t>Communcation</w:t>
+      </w:r>
+      <w:proofErr w:type="spellEnd"/>
+      <w:r>
+        <w:rPr>
+          <w:b/>
+          <w:color w:val="404040"/>
+        </w:rPr>
+        <w:t xml:space="preserve"> Engineering</w:t>
+      </w:r>
+    </w:p>
+    <w:p>
+      <w:pPr>
+        <w:spacing w:line="240" w:lineRule="auto"/>
+        <w:jc w:val="center"/>
+        <w:rPr>
+          <w:color w:val="404040"/>
+        </w:rPr>
+      </w:pPr>
       <w:r>
         <w:rPr>
           <w:color w:val="404040"/>
@@ -86,13 +156,21 @@
           <w:color w:val="404040"/>
         </w:rPr>
         <w:br/>
+        <w:t xml:space="preserve">Platform Environment: </w:t>
       </w:r>
+      <w:proofErr w:type="spellStart"/>
       <w:r>
         <w:rPr>
           <w:color w:val="404040"/>
         </w:rPr>
-        <w:br/>
-        <w:t>Platform Environment: Wokwi Smart System Simulator</w:t>
+        <w:t>Wokwi</w:t>
+      </w:r>
+      <w:proofErr w:type="spellEnd"/>
+      <w:r>
+        <w:rPr>
+          <w:color w:val="404040"/>
+        </w:rPr>
+        <w:t xml:space="preserve"> Smart System Simulator</w:t>
       </w:r>
       <w:r>
         <w:rPr>
@@ -127,7 +205,15 @@
         <w:spacing w:after="120"/>
       </w:pPr>
       <w:r>
-        <w:t>Modern residential frameworks increasingly rely on automation and smart ecosystems to maintain structural integrity, physical defense, and ambient environmental standards. This project details the deployment of an automated, real-time Internet of Things (IoT) Home Security System utilizing the high-performance ESP32 microcontroller, compiled and evaluated within the Wokwi hardware emulation suite, and managed seamlessly via the Blynk IoT Cloud Infrastructure.</w:t>
+        <w:t xml:space="preserve">Modern residential frameworks increasingly rely on automation and smart ecosystems to maintain structural integrity, physical defense, and ambient environmental standards. This project details the deployment of an automated, real-time Internet of Things (IoT) Home Security System utilizing the high-performance ESP32 microcontroller, compiled and evaluated within the </w:t>
+      </w:r>
+      <w:proofErr w:type="spellStart"/>
+      <w:r>
+        <w:t>Wokwi</w:t>
+      </w:r>
+      <w:proofErr w:type="spellEnd"/>
+      <w:r>
+        <w:t xml:space="preserve"> hardware emulation suite, and managed seamlessly via the Blynk IoT Cloud Infrastructure.</w:t>
       </w:r>
     </w:p>
     <w:p>
@@ -705,7 +791,15 @@
         <w:spacing w:after="120"/>
       </w:pPr>
       <w:r>
-        <w:t>The operational layout demands dedicated General Purpose Input/Output (GPIO) mapping to ensure data fidelity and avoid multiplexing contentions. A critical engineering constraint requires isolating analog ingestion to ADC1 lines, as ADC2 becomes inaccessible when Wi-Fi communication stacks are active on the ESP32 chip.</w:t>
+        <w:t xml:space="preserve">The operational layout demands dedicated </w:t>
+      </w:r>
+      <w:proofErr w:type="gramStart"/>
+      <w:r>
+        <w:t>General Purpose</w:t>
+      </w:r>
+      <w:proofErr w:type="gramEnd"/>
+      <w:r>
+        <w:t xml:space="preserve"> Input/Output (GPIO) mapping to ensure data fidelity and avoid multiplexing contentions. A critical engineering constraint requires isolating analog ingestion to ADC1 lines, as ADC2 becomes inaccessible when Wi-Fi communication stacks are active on the ESP32 chip.</w:t>
       </w:r>
     </w:p>
     <w:tbl>
@@ -1641,7 +1735,25 @@
           <w:color w:val="595959"/>
           <w:sz w:val="28"/>
         </w:rPr>
-        <w:t>4.1 Datastream Matrix Design</w:t>
+        <w:t xml:space="preserve">4.1 </w:t>
+      </w:r>
+      <w:proofErr w:type="spellStart"/>
+      <w:r>
+        <w:rPr>
+          <w:b/>
+          <w:color w:val="595959"/>
+          <w:sz w:val="28"/>
+        </w:rPr>
+        <w:t>Datastream</w:t>
+      </w:r>
+      <w:proofErr w:type="spellEnd"/>
+      <w:r>
+        <w:rPr>
+          <w:b/>
+          <w:color w:val="595959"/>
+          <w:sz w:val="28"/>
+        </w:rPr>
+        <w:t xml:space="preserve"> Matrix Design</w:t>
       </w:r>
     </w:p>
     <w:p>
@@ -2765,7 +2877,39 @@
         <w:spacing w:after="120"/>
       </w:pPr>
       <w:r>
-        <w:t>An active event handler named `warning_message` is built directly into the system template. This allows the microchip to run critical cloud actions using the command sequence `Blynk.logEvent("warning_message", "...")` when sensor states pass configured safety boundaries.</w:t>
+        <w:t>An active event handler named `</w:t>
+      </w:r>
+      <w:proofErr w:type="spellStart"/>
+      <w:r>
+        <w:t>warning_message</w:t>
+      </w:r>
+      <w:proofErr w:type="spellEnd"/>
+      <w:r>
+        <w:t>` is built directly into the system template. This allows the microchip to run critical cloud actions using the command sequence `</w:t>
+      </w:r>
+      <w:proofErr w:type="spellStart"/>
+      <w:r>
+        <w:t>Blynk.logEvent</w:t>
+      </w:r>
+      <w:proofErr w:type="spellEnd"/>
+      <w:r>
+        <w:t>("</w:t>
+      </w:r>
+      <w:proofErr w:type="spellStart"/>
+      <w:r>
+        <w:t>warning_message</w:t>
+      </w:r>
+      <w:proofErr w:type="spellEnd"/>
+      <w:r>
+        <w:t xml:space="preserve">", </w:t>
+      </w:r>
+      <w:proofErr w:type="gramStart"/>
+      <w:r>
+        <w:t>"...")`</w:t>
+      </w:r>
+      <w:proofErr w:type="gramEnd"/>
+      <w:r>
+        <w:t xml:space="preserve"> when sensor states pass configured safety boundaries.</w:t>
       </w:r>
     </w:p>
     <w:p>
@@ -2809,7 +2953,20 @@
         <w:spacing w:after="120"/>
       </w:pPr>
       <w:r>
-        <w:t>The system continuously polls GPIO 4. Upon discovering an active-LOW state (`digitalRead(4) == LOW`), indicating an external fire source, the system immediately launches the following emergency sequence:</w:t>
+        <w:t>The system continuously polls GPIO 4. Upon discovering an active-LOW state (`</w:t>
+      </w:r>
+      <w:proofErr w:type="spellStart"/>
+      <w:proofErr w:type="gramStart"/>
+      <w:r>
+        <w:t>digitalRead</w:t>
+      </w:r>
+      <w:proofErr w:type="spellEnd"/>
+      <w:r>
+        <w:t>(</w:t>
+      </w:r>
+      <w:proofErr w:type="gramEnd"/>
+      <w:r>
+        <w:t>4) == LOW`), indicating an external fire source, the system immediately launches the following emergency sequence:</w:t>
       </w:r>
     </w:p>
     <w:p>
@@ -2817,7 +2974,15 @@
         <w:spacing w:after="120"/>
       </w:pPr>
       <w:r>
-        <w:t>- Forces the localized automation relay (GPIO 2) to HIGH to trigger fire suppression or ventilation systems.</w:t>
+        <w:t xml:space="preserve">- Forces the localized automation relay (GPIO 2) </w:t>
+      </w:r>
+      <w:proofErr w:type="spellStart"/>
+      <w:r>
+        <w:t>to</w:t>
+      </w:r>
+      <w:proofErr w:type="spellEnd"/>
+      <w:r>
+        <w:t xml:space="preserve"> HIGH to trigger fire suppression or ventilation systems.</w:t>
       </w:r>
       <w:r>
         <w:br/>
@@ -2900,7 +3065,20 @@
         <w:spacing w:after="120"/>
       </w:pPr>
       <w:r>
-        <w:t>The digital state machine tracks physical security. When the PIR module registers movement (`digitalRead(15) == HIGH`), the system flags a possible intruder breach. The firmware uses an internal tracking state variable to prevent sending duplicate notifications, ensuring the system issues a single clear alert without overloading the user's device.</w:t>
+        <w:t>The digital state machine tracks physical security. When the PIR module registers movement (`</w:t>
+      </w:r>
+      <w:proofErr w:type="spellStart"/>
+      <w:proofErr w:type="gramStart"/>
+      <w:r>
+        <w:t>digitalRead</w:t>
+      </w:r>
+      <w:proofErr w:type="spellEnd"/>
+      <w:r>
+        <w:t>(</w:t>
+      </w:r>
+      <w:proofErr w:type="gramEnd"/>
+      <w:r>
+        <w:t>15) == HIGH`), the system flags a possible intruder breach. The firmware uses an internal tracking state variable to prevent sending duplicate notifications, ensuring the system issues a single clear alert without overloading the user's device.</w:t>
       </w:r>
     </w:p>
     <w:p>
@@ -2936,7 +3114,23 @@
         <w:spacing w:after="120"/>
       </w:pPr>
       <w:r>
-        <w:t>Validation testing was performed using the Wokwi development platform. Network connection routines were established by binding the system to the standard virtual wireless access point `Wokwi-GUEST` using open-security authentication parameters. The firmware successfully handles full sensor loops, runs edge alarm triggers, and maintains stable data transfers with Blynk servers.</w:t>
+        <w:t xml:space="preserve">Validation testing was performed using the </w:t>
+      </w:r>
+      <w:proofErr w:type="spellStart"/>
+      <w:r>
+        <w:t>Wokwi</w:t>
+      </w:r>
+      <w:proofErr w:type="spellEnd"/>
+      <w:r>
+        <w:t xml:space="preserve"> development platform. Network connection routines were established by binding the system to the standard virtual wireless access point `</w:t>
+      </w:r>
+      <w:proofErr w:type="spellStart"/>
+      <w:r>
+        <w:t>Wokwi</w:t>
+      </w:r>
+      <w:proofErr w:type="spellEnd"/>
+      <w:r>
+        <w:t>-GUEST` using open-security authentication parameters. The firmware successfully handles full sensor loops, runs edge alarm triggers, and maintains stable data transfers with Blynk servers.</w:t>
       </w:r>
     </w:p>
     <w:p>
@@ -3074,7 +3268,21 @@
               <w:rPr>
                 <w:sz w:val="20"/>
               </w:rPr>
-              <w:t>Ensure the simulation configuration file utilizes the precise 'Wokwi-GUEST' SSID parameters and leave the security passphrase empty.</w:t>
+              <w:t>Ensure the simulation configuration file utilizes the precise '</w:t>
+            </w:r>
+            <w:proofErr w:type="spellStart"/>
+            <w:r>
+              <w:rPr>
+                <w:sz w:val="20"/>
+              </w:rPr>
+              <w:t>Wokwi</w:t>
+            </w:r>
+            <w:proofErr w:type="spellEnd"/>
+            <w:r>
+              <w:rPr>
+                <w:sz w:val="20"/>
+              </w:rPr>
+              <w:t>-GUEST' SSID parameters and leave the security passphrase empty.</w:t>
             </w:r>
           </w:p>
         </w:tc>
@@ -3240,7 +3448,23 @@
                 <w:b/>
                 <w:sz w:val="20"/>
               </w:rPr>
-              <w:t>DHT22 Reporting Invalid 'NaN' Streams</w:t>
+              <w:t>DHT22 Reporting Invalid '</w:t>
+            </w:r>
+            <w:proofErr w:type="spellStart"/>
+            <w:r>
+              <w:rPr>
+                <w:b/>
+                <w:sz w:val="20"/>
+              </w:rPr>
+              <w:t>NaN</w:t>
+            </w:r>
+            <w:proofErr w:type="spellEnd"/>
+            <w:r>
+              <w:rPr>
+                <w:b/>
+                <w:sz w:val="20"/>
+              </w:rPr>
+              <w:t>' Streams</w:t>
             </w:r>
           </w:p>
         </w:tc>
@@ -3334,7 +3558,21 @@
               <w:rPr>
                 <w:sz w:val="20"/>
               </w:rPr>
-              <w:t>Confirm that the event configuration in the Blynk console includes an active template string named exactly 'warning_message' with notifications enabled.</w:t>
+              <w:t>Confirm that the event configuration in the Blynk console includes an active template string named exactly '</w:t>
+            </w:r>
+            <w:proofErr w:type="spellStart"/>
+            <w:r>
+              <w:rPr>
+                <w:sz w:val="20"/>
+              </w:rPr>
+              <w:t>warning_message</w:t>
+            </w:r>
+            <w:proofErr w:type="spellEnd"/>
+            <w:r>
+              <w:rPr>
+                <w:sz w:val="20"/>
+              </w:rPr>
+              <w:t>' with notifications enabled.</w:t>
             </w:r>
           </w:p>
         </w:tc>
@@ -3361,7 +3599,15 @@
         <w:spacing w:after="120"/>
       </w:pPr>
       <w:r>
-        <w:t>This mini-project demonstrates a highly responsive, cost-effective, and dependable approach to modern residential security. By combining local edge processing on the ESP32 with cloud-based monitoring via Blynk IoT, the architecture ensures critical response mechanisms operate instantly, keeping homeowners informed no matter where they are. Testing within the Wokwi simulation environment confirms the system's viability for real-world deployment, providing a solid foundation for advanced smart home safety integrations.</w:t>
+        <w:t xml:space="preserve">This mini-project demonstrates a highly responsive, cost-effective, and dependable approach to modern residential security. By combining local edge processing on the ESP32 with cloud-based monitoring via Blynk IoT, the architecture ensures critical response mechanisms operate instantly, keeping homeowners informed no matter where they are. Testing within the </w:t>
+      </w:r>
+      <w:proofErr w:type="spellStart"/>
+      <w:r>
+        <w:t>Wokwi</w:t>
+      </w:r>
+      <w:proofErr w:type="spellEnd"/>
+      <w:r>
+        <w:t xml:space="preserve"> simulation environment confirms the system's viability for real-world deployment, providing a solid foundation for advanced smart home safety integrations.</w:t>
       </w:r>
     </w:p>
     <w:sectPr>
@@ -3547,6 +3793,232 @@
       </w:rPr>
     </w:lvl>
   </w:abstractNum>
+  <w:abstractNum w:abstractNumId="9" w15:restartNumberingAfterBreak="0">
+    <w:nsid w:val="0CCF116A"/>
+    <w:multiLevelType w:val="hybridMultilevel"/>
+    <w:tmpl w:val="8C7C1472"/>
+    <w:lvl w:ilvl="0" w:tplc="40090001">
+      <w:start w:val="1"/>
+      <w:numFmt w:val="bullet"/>
+      <w:lvlText w:val=""/>
+      <w:lvlJc w:val="left"/>
+      <w:pPr>
+        <w:ind w:left="720" w:hanging="360"/>
+      </w:pPr>
+      <w:rPr>
+        <w:rFonts w:ascii="Symbol" w:hAnsi="Symbol" w:hint="default"/>
+      </w:rPr>
+    </w:lvl>
+    <w:lvl w:ilvl="1" w:tplc="40090003" w:tentative="1">
+      <w:start w:val="1"/>
+      <w:numFmt w:val="bullet"/>
+      <w:lvlText w:val="o"/>
+      <w:lvlJc w:val="left"/>
+      <w:pPr>
+        <w:ind w:left="1440" w:hanging="360"/>
+      </w:pPr>
+      <w:rPr>
+        <w:rFonts w:ascii="Courier New" w:hAnsi="Courier New" w:cs="Courier New" w:hint="default"/>
+      </w:rPr>
+    </w:lvl>
+    <w:lvl w:ilvl="2" w:tplc="40090005" w:tentative="1">
+      <w:start w:val="1"/>
+      <w:numFmt w:val="bullet"/>
+      <w:lvlText w:val=""/>
+      <w:lvlJc w:val="left"/>
+      <w:pPr>
+        <w:ind w:left="2160" w:hanging="360"/>
+      </w:pPr>
+      <w:rPr>
+        <w:rFonts w:ascii="Wingdings" w:hAnsi="Wingdings" w:hint="default"/>
+      </w:rPr>
+    </w:lvl>
+    <w:lvl w:ilvl="3" w:tplc="40090001" w:tentative="1">
+      <w:start w:val="1"/>
+      <w:numFmt w:val="bullet"/>
+      <w:lvlText w:val=""/>
+      <w:lvlJc w:val="left"/>
+      <w:pPr>
+        <w:ind w:left="2880" w:hanging="360"/>
+      </w:pPr>
+      <w:rPr>
+        <w:rFonts w:ascii="Symbol" w:hAnsi="Symbol" w:hint="default"/>
+      </w:rPr>
+    </w:lvl>
+    <w:lvl w:ilvl="4" w:tplc="40090003" w:tentative="1">
+      <w:start w:val="1"/>
+      <w:numFmt w:val="bullet"/>
+      <w:lvlText w:val="o"/>
+      <w:lvlJc w:val="left"/>
+      <w:pPr>
+        <w:ind w:left="3600" w:hanging="360"/>
+      </w:pPr>
+      <w:rPr>
+        <w:rFonts w:ascii="Courier New" w:hAnsi="Courier New" w:cs="Courier New" w:hint="default"/>
+      </w:rPr>
+    </w:lvl>
+    <w:lvl w:ilvl="5" w:tplc="40090005" w:tentative="1">
+      <w:start w:val="1"/>
+      <w:numFmt w:val="bullet"/>
+      <w:lvlText w:val=""/>
+      <w:lvlJc w:val="left"/>
+      <w:pPr>
+        <w:ind w:left="4320" w:hanging="360"/>
+      </w:pPr>
+      <w:rPr>
+        <w:rFonts w:ascii="Wingdings" w:hAnsi="Wingdings" w:hint="default"/>
+      </w:rPr>
+    </w:lvl>
+    <w:lvl w:ilvl="6" w:tplc="40090001" w:tentative="1">
+      <w:start w:val="1"/>
+      <w:numFmt w:val="bullet"/>
+      <w:lvlText w:val=""/>
+      <w:lvlJc w:val="left"/>
+      <w:pPr>
+        <w:ind w:left="5040" w:hanging="360"/>
+      </w:pPr>
+      <w:rPr>
+        <w:rFonts w:ascii="Symbol" w:hAnsi="Symbol" w:hint="default"/>
+      </w:rPr>
+    </w:lvl>
+    <w:lvl w:ilvl="7" w:tplc="40090003" w:tentative="1">
+      <w:start w:val="1"/>
+      <w:numFmt w:val="bullet"/>
+      <w:lvlText w:val="o"/>
+      <w:lvlJc w:val="left"/>
+      <w:pPr>
+        <w:ind w:left="5760" w:hanging="360"/>
+      </w:pPr>
+      <w:rPr>
+        <w:rFonts w:ascii="Courier New" w:hAnsi="Courier New" w:cs="Courier New" w:hint="default"/>
+      </w:rPr>
+    </w:lvl>
+    <w:lvl w:ilvl="8" w:tplc="40090005" w:tentative="1">
+      <w:start w:val="1"/>
+      <w:numFmt w:val="bullet"/>
+      <w:lvlText w:val=""/>
+      <w:lvlJc w:val="left"/>
+      <w:pPr>
+        <w:ind w:left="6480" w:hanging="360"/>
+      </w:pPr>
+      <w:rPr>
+        <w:rFonts w:ascii="Wingdings" w:hAnsi="Wingdings" w:hint="default"/>
+      </w:rPr>
+    </w:lvl>
+  </w:abstractNum>
+  <w:abstractNum w:abstractNumId="10" w15:restartNumberingAfterBreak="0">
+    <w:nsid w:val="1253405B"/>
+    <w:multiLevelType w:val="hybridMultilevel"/>
+    <w:tmpl w:val="6AC21B96"/>
+    <w:lvl w:ilvl="0" w:tplc="40090001">
+      <w:start w:val="1"/>
+      <w:numFmt w:val="bullet"/>
+      <w:lvlText w:val=""/>
+      <w:lvlJc w:val="left"/>
+      <w:pPr>
+        <w:ind w:left="720" w:hanging="360"/>
+      </w:pPr>
+      <w:rPr>
+        <w:rFonts w:ascii="Symbol" w:hAnsi="Symbol" w:hint="default"/>
+      </w:rPr>
+    </w:lvl>
+    <w:lvl w:ilvl="1" w:tplc="40090003" w:tentative="1">
+      <w:start w:val="1"/>
+      <w:numFmt w:val="bullet"/>
+      <w:lvlText w:val="o"/>
+      <w:lvlJc w:val="left"/>
+      <w:pPr>
+        <w:ind w:left="1440" w:hanging="360"/>
+      </w:pPr>
+      <w:rPr>
+        <w:rFonts w:ascii="Courier New" w:hAnsi="Courier New" w:cs="Courier New" w:hint="default"/>
+      </w:rPr>
+    </w:lvl>
+    <w:lvl w:ilvl="2" w:tplc="40090005" w:tentative="1">
+      <w:start w:val="1"/>
+      <w:numFmt w:val="bullet"/>
+      <w:lvlText w:val=""/>
+      <w:lvlJc w:val="left"/>
+      <w:pPr>
+        <w:ind w:left="2160" w:hanging="360"/>
+      </w:pPr>
+      <w:rPr>
+        <w:rFonts w:ascii="Wingdings" w:hAnsi="Wingdings" w:hint="default"/>
+      </w:rPr>
+    </w:lvl>
+    <w:lvl w:ilvl="3" w:tplc="40090001" w:tentative="1">
+      <w:start w:val="1"/>
+      <w:numFmt w:val="bullet"/>
+      <w:lvlText w:val=""/>
+      <w:lvlJc w:val="left"/>
+      <w:pPr>
+        <w:ind w:left="2880" w:hanging="360"/>
+      </w:pPr>
+      <w:rPr>
+        <w:rFonts w:ascii="Symbol" w:hAnsi="Symbol" w:hint="default"/>
+      </w:rPr>
+    </w:lvl>
+    <w:lvl w:ilvl="4" w:tplc="40090003" w:tentative="1">
+      <w:start w:val="1"/>
+      <w:numFmt w:val="bullet"/>
+      <w:lvlText w:val="o"/>
+      <w:lvlJc w:val="left"/>
+      <w:pPr>
+        <w:ind w:left="3600" w:hanging="360"/>
+      </w:pPr>
+      <w:rPr>
+        <w:rFonts w:ascii="Courier New" w:hAnsi="Courier New" w:cs="Courier New" w:hint="default"/>
+      </w:rPr>
+    </w:lvl>
+    <w:lvl w:ilvl="5" w:tplc="40090005" w:tentative="1">
+      <w:start w:val="1"/>
+      <w:numFmt w:val="bullet"/>
+      <w:lvlText w:val=""/>
+      <w:lvlJc w:val="left"/>
+      <w:pPr>
+        <w:ind w:left="4320" w:hanging="360"/>
+      </w:pPr>
+      <w:rPr>
+        <w:rFonts w:ascii="Wingdings" w:hAnsi="Wingdings" w:hint="default"/>
+      </w:rPr>
+    </w:lvl>
+    <w:lvl w:ilvl="6" w:tplc="40090001" w:tentative="1">
+      <w:start w:val="1"/>
+      <w:numFmt w:val="bullet"/>
+      <w:lvlText w:val=""/>
+      <w:lvlJc w:val="left"/>
+      <w:pPr>
+        <w:ind w:left="5040" w:hanging="360"/>
+      </w:pPr>
+      <w:rPr>
+        <w:rFonts w:ascii="Symbol" w:hAnsi="Symbol" w:hint="default"/>
+      </w:rPr>
+    </w:lvl>
+    <w:lvl w:ilvl="7" w:tplc="40090003" w:tentative="1">
+      <w:start w:val="1"/>
+      <w:numFmt w:val="bullet"/>
+      <w:lvlText w:val="o"/>
+      <w:lvlJc w:val="left"/>
+      <w:pPr>
+        <w:ind w:left="5760" w:hanging="360"/>
+      </w:pPr>
+      <w:rPr>
+        <w:rFonts w:ascii="Courier New" w:hAnsi="Courier New" w:cs="Courier New" w:hint="default"/>
+      </w:rPr>
+    </w:lvl>
+    <w:lvl w:ilvl="8" w:tplc="40090005" w:tentative="1">
+      <w:start w:val="1"/>
+      <w:numFmt w:val="bullet"/>
+      <w:lvlText w:val=""/>
+      <w:lvlJc w:val="left"/>
+      <w:pPr>
+        <w:ind w:left="6480" w:hanging="360"/>
+      </w:pPr>
+      <w:rPr>
+        <w:rFonts w:ascii="Wingdings" w:hAnsi="Wingdings" w:hint="default"/>
+      </w:rPr>
+    </w:lvl>
+  </w:abstractNum>
   <w:num w:numId="1" w16cid:durableId="1972978514">
     <w:abstractNumId w:val="8"/>
   </w:num>
@@ -3573,6 +4045,12 @@
   </w:num>
   <w:num w:numId="9" w16cid:durableId="685788635">
     <w:abstractNumId w:val="0"/>
+  </w:num>
+  <w:num w:numId="10" w16cid:durableId="2040233432">
+    <w:abstractNumId w:val="10"/>
+  </w:num>
+  <w:num w:numId="11" w16cid:durableId="1658220621">
+    <w:abstractNumId w:val="9"/>
   </w:num>
 </w:numbering>
 </file>
